--- a/docs/prd/AppCleaner_PRD_v1_2.docx
+++ b/docs/prd/AppCleaner_PRD_v1_2.docx
@@ -4055,7 +4055,7 @@
         <w:t>usage_access_prompt_shown</w:t>
       </w:r>
       <w:r>
-        <w:t xml:space="preserve"> — params: trigger (scan, unused_tab, heavy_tab, temp_files_tab, home_card, settings).</w:t>
+        <w:t xml:space="preserve"> — params: trigger (scan, unused_tab, heavy_tab, temp_files_tab, details_sheet, home_card, settings).</w:t>
       </w:r>
     </w:p>
     <w:p>

--- a/docs/prd/AppCleaner_PRD_v1_2.docx
+++ b/docs/prd/AppCleaner_PRD_v1_2.docx
@@ -65,6 +65,35 @@
           <w:p>
             <w:r>
               <w:t>App Cleaner: Uninstall Apps</w:t>
+            </w:r>
+          </w:p>
+        </w:tc>
+      </w:tr>
+      <w:tr>
+        <w:trPr>
+          <w:cantSplit/>
+        </w:trPr>
+        <w:tc>
+          <w:tcPr>
+            <w:tcW w:type="dxa" w:w="2400"/>
+            <w:shd w:val="clear" w:color="auto" w:fill="EEF1F3"/>
+          </w:tcPr>
+          <w:p>
+            <w:r>
+              <w:rPr>
+                <w:b/>
+              </w:rPr>
+              <w:t>Bundle ID</w:t>
+            </w:r>
+          </w:p>
+        </w:tc>
+        <w:tc>
+          <w:tcPr>
+            <w:tcW w:type="dxa" w:w="6960"/>
+          </w:tcPr>
+          <w:p>
+            <w:r>
+              <w:t>com.jedy.appcleaner.uninstaller</w:t>
             </w:r>
           </w:p>
         </w:tc>
